--- a/MHBV 011026/04_LEGAL_REGULATORIO/MHBV-07_Manual_PAC_BPF_PPHO_APPCC.docx
+++ b/MHBV 011026/04_LEGAL_REGULATORIO/MHBV-07_Manual_PAC_BPF_PPHO_APPCC.docx
@@ -233,7 +233,7 @@
                 <w:sz w:val="18"/>
                 <w:szCs w:val="18"/>
               </w:rPr>
-              <w:t xml:space="preserve">MHBV 011026 (01/10/2026) · edição executiva</w:t>
+              <w:t xml:space="preserve">MHBV 071026 (07/10/2026) · edição executiva</w:t>
             </w:r>
           </w:p>
         </w:tc>
@@ -296,7 +296,7 @@
                 <w:sz w:val="18"/>
                 <w:szCs w:val="18"/>
               </w:rPr>
-              <w:t>Programa de Autocontrole (PAC): BPF, PPHO e APPCC do entreposto de mel (~550 m², capacidade 350 t/ano)</w:t>
+              <w:t>Programa de Autocontrole (PAC): BPF, PPHO e APPCC do entreposto de mel (630 m² úteis / ≈ 666 m² construídos, capacidade 350 t/ano)</w:t>
             </w:r>
           </w:p>
         </w:tc>
@@ -1818,18 +1818,7 @@
           <w:sz w:val="20"/>
           <w:szCs w:val="20"/>
         </w:rPr>
-        <w:t xml:space="preserve">2.  </w:t>
-      </w:r>
-      <w:r>
-        <w:rPr>
-          <w:rFonts w:ascii="Inter" w:cs="Inter" w:eastAsia="Inter" w:hAnsi="Inter"/>
-          <w:b/>
-          <w:bCs/>
-          <w:color w:val="004B1B"/>
-          <w:sz w:val="20"/>
-          <w:szCs w:val="20"/>
-        </w:rPr>
-        <w:t>Aviso:</w:t>
+        <w:t xml:space="preserve">2.  Aviso:</w:t>
       </w:r>
       <w:r>
         <w:rPr>
@@ -21983,7 +21972,7 @@
         <w:sz w:val="15"/>
         <w:szCs w:val="15"/>
       </w:rPr>
-      <w:t xml:space="preserve">Emissão: MHBV 011026 (01/10/2026) · Comissão Organizadora · Boa Viagem/CE · (88) 99726-4831</w:t>
+      <w:t xml:space="preserve">Emissão: MHBV 071026 (07/10/2026) · Comissão Organizadora · Boa Viagem/CE · (88) 99726-4831</w:t>
     </w:r>
   </w:p>
 </w:ftr>
@@ -22210,7 +22199,7 @@
         <w:szCs w:val="14"/>
       </w:rPr>
       <w:tab/>
-      <w:t xml:space="preserve">MHBV-07 · MHBV 011026 (01/10/2026)</w:t>
+      <w:t xml:space="preserve">MHBV-07 · MHBV 071026 (07/10/2026)</w:t>
     </w:r>
   </w:p>
   <w:p>
